--- a/src/main/resources/template.docx
+++ b/src/main/resources/template.docx
@@ -72,7 +72,7 @@
           <w:szCs w:val="28"/>
           <w:lang w:eastAsia="ja-JP"/>
         </w:rPr>
-        <w:t>{{departament.name}}</w:t>
+        <w:t>${departament_name}</w:t>
       </w:r>
     </w:p>
     <w:p>
@@ -204,7 +204,7 @@
           <w:szCs w:val="28"/>
           <w:lang w:eastAsia="ja-JP"/>
         </w:rPr>
-        <w:t>{{lab.number}}</w:t>
+        <w:t>${lab_number}</w:t>
       </w:r>
     </w:p>
     <w:p>
@@ -230,7 +230,7 @@
           <w:szCs w:val="28"/>
           <w:lang w:val="uk-UA" w:eastAsia="ja-JP"/>
         </w:rPr>
-        <w:t>{{course.name}}</w:t>
+        <w:t>${course_name}</w:t>
       </w:r>
       <w:r>
         <w:rPr>
@@ -259,15 +259,13 @@
       </w:r>
       <w:r>
         <w:rPr>
-          <w:rStyle w:val="Hps"/>
-          <w:rFonts w:cs="Times New Roman"/>
           <w:b/>
           <w:color w:val="auto"/>
           <w:sz w:val="28"/>
           <w:szCs w:val="28"/>
           <w:lang w:val="uk-UA" w:eastAsia="ja-JP"/>
         </w:rPr>
-        <w:t>{{lab.name}}</w:t>
+        <w:t>${lab_name}</w:t>
       </w:r>
       <w:r>
         <w:rPr>
@@ -384,13 +382,25 @@
         </w:rPr>
         <w:t xml:space="preserve">студент групи </w:t>
       </w:r>
+    </w:p>
+    <w:p>
+      <w:pPr>
+        <w:pStyle w:val="Normal"/>
+        <w:spacing w:lineRule="auto" w:line="360"/>
+        <w:ind w:left="6237" w:hanging="0"/>
+        <w:jc w:val="right"/>
+        <w:rPr>
+          <w:sz w:val="28"/>
+          <w:szCs w:val="28"/>
+        </w:rPr>
+      </w:pPr>
       <w:r>
         <w:rPr>
           <w:sz w:val="28"/>
           <w:szCs w:val="28"/>
           <w:lang w:eastAsia="ja-JP"/>
         </w:rPr>
-        <w:t>{{student.group}}</w:t>
+        <w:t>$student_group</w:t>
       </w:r>
     </w:p>
     <w:p>
@@ -410,7 +420,7 @@
           <w:szCs w:val="28"/>
           <w:lang w:eastAsia="ja-JP"/>
         </w:rPr>
-        <w:t>{{student.name}}</w:t>
+        <w:t>$student_name</w:t>
       </w:r>
     </w:p>
     <w:p>
@@ -450,7 +460,7 @@
           <w:szCs w:val="28"/>
           <w:lang w:eastAsia="ja-JP"/>
         </w:rPr>
-        <w:t>{{teacher.name}}</w:t>
+        <w:t>$teacher_name</w:t>
       </w:r>
     </w:p>
     <w:p>
@@ -554,108 +564,217 @@
           <w:sz w:val="28"/>
           <w:szCs w:val="28"/>
         </w:rPr>
-      </w:r>
-    </w:p>
-    <w:p>
-      <w:pPr>
-        <w:pStyle w:val="Normal"/>
-        <w:spacing w:lineRule="auto" w:line="360"/>
-        <w:jc w:val="center"/>
-        <w:rPr>
-          <w:sz w:val="28"/>
-          <w:szCs w:val="28"/>
-        </w:rPr>
-      </w:pPr>
-      <w:r>
-        <w:rPr>
-          <w:sz w:val="28"/>
-          <w:szCs w:val="28"/>
-        </w:rPr>
-        <w:t>Львів-</w:t>
-      </w:r>
-      <w:r>
-        <w:rPr>
-          <w:sz w:val="28"/>
-          <w:szCs w:val="28"/>
-          <w:lang w:eastAsia="ja-JP"/>
-        </w:rPr>
-        <w:t>{{year}}</w:t>
-      </w:r>
-    </w:p>
-    <w:p>
-      <w:pPr>
-        <w:pStyle w:val="Normal"/>
-        <w:spacing w:lineRule="auto" w:line="360"/>
-        <w:jc w:val="center"/>
-        <w:rPr>
-          <w:sz w:val="28"/>
-          <w:szCs w:val="28"/>
-        </w:rPr>
-      </w:pPr>
-      <w:r>
-        <w:rPr>
+        <w:t>Львів - ${year}</w:t>
+      </w:r>
+    </w:p>
+    <w:p>
+      <w:pPr>
+        <w:pStyle w:val="Normal"/>
+        <w:spacing w:lineRule="auto" w:line="360"/>
+        <w:jc w:val="left"/>
+        <w:rPr>
+          <w:sz w:val="28"/>
+          <w:szCs w:val="28"/>
+        </w:rPr>
+      </w:pPr>
+      <w:r>
+        <w:rPr>
+          <w:sz w:val="28"/>
+          <w:szCs w:val="28"/>
+        </w:rPr>
+      </w:r>
+    </w:p>
+    <w:p>
+      <w:pPr>
+        <w:pStyle w:val="2"/>
+        <w:numPr>
+          <w:ilvl w:val="0"/>
+          <w:numId w:val="0"/>
+        </w:numPr>
+        <w:ind w:left="0" w:hanging="0"/>
+        <w:rPr>
+          <w:rFonts w:ascii="Times New Roman" w:hAnsi="Times New Roman"/>
+          <w:sz w:val="28"/>
+          <w:szCs w:val="28"/>
+        </w:rPr>
+      </w:pPr>
+      <w:r>
+        <w:rPr>
+          <w:rFonts w:ascii="Times New Roman" w:hAnsi="Times New Roman"/>
+          <w:b/>
+          <w:bCs/>
+          <w:sz w:val="28"/>
+          <w:szCs w:val="28"/>
+        </w:rPr>
+        <w:t>#if($lab_purpose)Мета роботи:</w:t>
+      </w:r>
+    </w:p>
+    <w:p>
+      <w:pPr>
+        <w:pStyle w:val="Normal"/>
+        <w:spacing w:lineRule="auto" w:line="360"/>
+        <w:jc w:val="left"/>
+        <w:rPr>
+          <w:rFonts w:ascii="Times New Roman" w:hAnsi="Times New Roman"/>
           <w:sz w:val="24"/>
           <w:szCs w:val="24"/>
-          <w:lang w:eastAsia="ja-JP"/>
-        </w:rPr>
-        <w:t>{{lab.purpose}}</w:t>
-      </w:r>
-    </w:p>
-    <w:p>
-      <w:pPr>
-        <w:pStyle w:val="Normal"/>
-        <w:spacing w:lineRule="auto" w:line="360"/>
-        <w:jc w:val="center"/>
-        <w:rPr>
-          <w:sz w:val="28"/>
-          <w:szCs w:val="28"/>
-        </w:rPr>
-      </w:pPr>
-      <w:r>
-        <w:rPr>
+        </w:rPr>
+      </w:pPr>
+      <w:r>
+        <w:rPr>
+          <w:rFonts w:ascii="Times New Roman" w:hAnsi="Times New Roman"/>
           <w:sz w:val="24"/>
           <w:szCs w:val="24"/>
+        </w:rPr>
+        <w:t>${lab_purpose}#end</w:t>
+      </w:r>
+    </w:p>
+    <w:p>
+      <w:pPr>
+        <w:pStyle w:val="Normal"/>
+        <w:jc w:val="center"/>
+        <w:rPr>
+          <w:b/>
+          <w:bCs/>
+          <w:sz w:val="28"/>
+          <w:szCs w:val="28"/>
           <w:lang w:eastAsia="ja-JP"/>
         </w:rPr>
-        <w:t>{{content}}</w:t>
-      </w:r>
-    </w:p>
-    <w:p>
-      <w:pPr>
-        <w:pStyle w:val="Normal"/>
-        <w:spacing w:lineRule="auto" w:line="360"/>
-        <w:jc w:val="center"/>
-        <w:rPr>
-          <w:sz w:val="28"/>
-          <w:szCs w:val="28"/>
-        </w:rPr>
-      </w:pPr>
-      <w:r>
-        <w:rPr>
+      </w:pPr>
+      <w:r>
+        <w:rPr>
+          <w:b/>
+          <w:bCs/>
+          <w:sz w:val="28"/>
+          <w:szCs w:val="28"/>
+          <w:lang w:eastAsia="ja-JP"/>
+        </w:rPr>
+        <w:t>#if($content)Хід роботи</w:t>
+      </w:r>
+    </w:p>
+    <w:p>
+      <w:pPr>
+        <w:pStyle w:val="Normal"/>
+        <w:rPr>
+          <w:lang w:eastAsia="ja-JP"/>
+        </w:rPr>
+      </w:pPr>
+      <w:r>
+        <w:rPr>
+          <w:lang w:eastAsia="ja-JP"/>
+        </w:rPr>
+        <w:t>${content}</w:t>
+      </w:r>
+    </w:p>
+    <w:p>
+      <w:pPr>
+        <w:pStyle w:val="Normal"/>
+        <w:rPr>
+          <w:lang w:eastAsia="ja-JP"/>
+        </w:rPr>
+      </w:pPr>
+      <w:r>
+        <w:rPr>
+          <w:lang w:eastAsia="ja-JP"/>
+        </w:rPr>
+        <w:t>#end</w:t>
+      </w:r>
+    </w:p>
+    <w:p>
+      <w:pPr>
+        <w:pStyle w:val="2"/>
+        <w:numPr>
+          <w:ilvl w:val="0"/>
+          <w:numId w:val="0"/>
+        </w:numPr>
+        <w:ind w:left="0" w:hanging="0"/>
+        <w:jc w:val="left"/>
+        <w:rPr>
+          <w:rFonts w:ascii="Times New Roman" w:hAnsi="Times New Roman"/>
+          <w:sz w:val="28"/>
+          <w:szCs w:val="28"/>
+        </w:rPr>
+      </w:pPr>
+      <w:r>
+        <w:rPr>
+          <w:rFonts w:ascii="Times New Roman" w:hAnsi="Times New Roman"/>
+          <w:b/>
+          <w:bCs/>
+          <w:sz w:val="28"/>
+          <w:szCs w:val="28"/>
+        </w:rPr>
+        <w:t>#if($lab_conclusion)Висновок:</w:t>
+      </w:r>
+    </w:p>
+    <w:p>
+      <w:pPr>
+        <w:pStyle w:val="Normal"/>
+        <w:spacing w:lineRule="auto" w:line="360"/>
+        <w:jc w:val="left"/>
+        <w:rPr>
+          <w:rFonts w:ascii="Times New Roman" w:hAnsi="Times New Roman"/>
           <w:sz w:val="24"/>
           <w:szCs w:val="24"/>
-          <w:lang w:eastAsia="ja-JP"/>
-        </w:rPr>
-        <w:t>{{lab.conclusion}}</w:t>
-      </w:r>
-    </w:p>
-    <w:p>
-      <w:pPr>
-        <w:pStyle w:val="Normal"/>
-        <w:spacing w:lineRule="auto" w:line="360"/>
-        <w:jc w:val="center"/>
-        <w:rPr>
-          <w:sz w:val="28"/>
-          <w:szCs w:val="28"/>
-        </w:rPr>
-      </w:pPr>
-      <w:r>
-        <w:rPr>
+        </w:rPr>
+      </w:pPr>
+      <w:r>
+        <w:rPr>
+          <w:rFonts w:ascii="Times New Roman" w:hAnsi="Times New Roman"/>
           <w:sz w:val="24"/>
           <w:szCs w:val="24"/>
+        </w:rPr>
+        <w:t>${lab_conclusion}#end</w:t>
+      </w:r>
+    </w:p>
+    <w:p>
+      <w:pPr>
+        <w:pStyle w:val="Normal"/>
+        <w:jc w:val="center"/>
+        <w:rPr>
+          <w:b/>
+          <w:bCs/>
+          <w:sz w:val="28"/>
+          <w:szCs w:val="28"/>
           <w:lang w:eastAsia="ja-JP"/>
         </w:rPr>
-        <w:t>{{code}}</w:t>
+      </w:pPr>
+      <w:r>
+        <w:rPr>
+          <w:b/>
+          <w:bCs/>
+          <w:sz w:val="28"/>
+          <w:szCs w:val="28"/>
+          <w:lang w:eastAsia="ja-JP"/>
+        </w:rPr>
+        <w:t>#if($code)Код програми</w:t>
+      </w:r>
+    </w:p>
+    <w:p>
+      <w:pPr>
+        <w:pStyle w:val="Normal"/>
+        <w:rPr>
+          <w:lang w:eastAsia="ja-JP"/>
+        </w:rPr>
+      </w:pPr>
+      <w:r>
+        <w:rPr>
+          <w:lang w:eastAsia="ja-JP"/>
+        </w:rPr>
+        <w:t>${code}</w:t>
+      </w:r>
+    </w:p>
+    <w:p>
+      <w:pPr>
+        <w:pStyle w:val="Normal"/>
+        <w:rPr>
+          <w:lang w:eastAsia="ja-JP"/>
+        </w:rPr>
+      </w:pPr>
+      <w:r>
+        <w:rPr>
+          <w:lang w:eastAsia="ja-JP"/>
+        </w:rPr>
+        <w:t>#end</w:t>
       </w:r>
     </w:p>
     <w:sectPr>
@@ -669,6 +788,265 @@
     </w:sectPr>
   </w:body>
 </w:document>
+</file>
+
+<file path=word/numbering.xml><?xml version="1.0" encoding="utf-8"?>
+<w:numbering xmlns:w="http://schemas.openxmlformats.org/wordprocessingml/2006/main" xmlns:o="urn:schemas-microsoft-com:office:office" xmlns:r="http://schemas.openxmlformats.org/officeDocument/2006/relationships" xmlns:v="urn:schemas-microsoft-com:vml" xmlns:mc="http://schemas.openxmlformats.org/markup-compatibility/2006" xmlns:w14="http://schemas.microsoft.com/office/word/2010/wordml" mc:Ignorable="w14">
+  <w:abstractNum w:abstractNumId="1">
+    <w:lvl w:ilvl="0">
+      <w:start w:val="1"/>
+      <w:numFmt w:val="none"/>
+      <w:suff w:val="nothing"/>
+      <w:lvlText w:val=""/>
+      <w:lvlJc w:val="left"/>
+      <w:pPr>
+        <w:tabs>
+          <w:tab w:val="num" w:pos="0"/>
+        </w:tabs>
+        <w:ind w:left="0" w:hanging="0"/>
+      </w:pPr>
+    </w:lvl>
+    <w:lvl w:ilvl="1">
+      <w:start w:val="1"/>
+      <w:pStyle w:val="2"/>
+      <w:numFmt w:val="none"/>
+      <w:suff w:val="nothing"/>
+      <w:lvlText w:val=""/>
+      <w:lvlJc w:val="left"/>
+      <w:pPr>
+        <w:tabs>
+          <w:tab w:val="num" w:pos="0"/>
+        </w:tabs>
+        <w:ind w:left="0" w:hanging="0"/>
+      </w:pPr>
+    </w:lvl>
+    <w:lvl w:ilvl="2">
+      <w:start w:val="1"/>
+      <w:numFmt w:val="none"/>
+      <w:suff w:val="nothing"/>
+      <w:lvlText w:val=""/>
+      <w:lvlJc w:val="left"/>
+      <w:pPr>
+        <w:tabs>
+          <w:tab w:val="num" w:pos="0"/>
+        </w:tabs>
+        <w:ind w:left="0" w:hanging="0"/>
+      </w:pPr>
+    </w:lvl>
+    <w:lvl w:ilvl="3">
+      <w:start w:val="1"/>
+      <w:numFmt w:val="none"/>
+      <w:suff w:val="nothing"/>
+      <w:lvlText w:val=""/>
+      <w:lvlJc w:val="left"/>
+      <w:pPr>
+        <w:tabs>
+          <w:tab w:val="num" w:pos="0"/>
+        </w:tabs>
+        <w:ind w:left="0" w:hanging="0"/>
+      </w:pPr>
+    </w:lvl>
+    <w:lvl w:ilvl="4">
+      <w:start w:val="1"/>
+      <w:numFmt w:val="none"/>
+      <w:suff w:val="nothing"/>
+      <w:lvlText w:val=""/>
+      <w:lvlJc w:val="left"/>
+      <w:pPr>
+        <w:tabs>
+          <w:tab w:val="num" w:pos="0"/>
+        </w:tabs>
+        <w:ind w:left="0" w:hanging="0"/>
+      </w:pPr>
+    </w:lvl>
+    <w:lvl w:ilvl="5">
+      <w:start w:val="1"/>
+      <w:numFmt w:val="none"/>
+      <w:suff w:val="nothing"/>
+      <w:lvlText w:val=""/>
+      <w:lvlJc w:val="left"/>
+      <w:pPr>
+        <w:tabs>
+          <w:tab w:val="num" w:pos="0"/>
+        </w:tabs>
+        <w:ind w:left="0" w:hanging="0"/>
+      </w:pPr>
+    </w:lvl>
+    <w:lvl w:ilvl="6">
+      <w:start w:val="1"/>
+      <w:numFmt w:val="none"/>
+      <w:suff w:val="nothing"/>
+      <w:lvlText w:val=""/>
+      <w:lvlJc w:val="left"/>
+      <w:pPr>
+        <w:tabs>
+          <w:tab w:val="num" w:pos="0"/>
+        </w:tabs>
+        <w:ind w:left="0" w:hanging="0"/>
+      </w:pPr>
+    </w:lvl>
+    <w:lvl w:ilvl="7">
+      <w:start w:val="1"/>
+      <w:numFmt w:val="none"/>
+      <w:suff w:val="nothing"/>
+      <w:lvlText w:val=""/>
+      <w:lvlJc w:val="left"/>
+      <w:pPr>
+        <w:tabs>
+          <w:tab w:val="num" w:pos="0"/>
+        </w:tabs>
+        <w:ind w:left="0" w:hanging="0"/>
+      </w:pPr>
+    </w:lvl>
+    <w:lvl w:ilvl="8">
+      <w:start w:val="1"/>
+      <w:numFmt w:val="none"/>
+      <w:suff w:val="nothing"/>
+      <w:lvlText w:val=""/>
+      <w:lvlJc w:val="left"/>
+      <w:pPr>
+        <w:tabs>
+          <w:tab w:val="num" w:pos="0"/>
+        </w:tabs>
+        <w:ind w:left="0" w:hanging="0"/>
+      </w:pPr>
+    </w:lvl>
+  </w:abstractNum>
+  <w:abstractNum w:abstractNumId="2">
+    <w:lvl w:ilvl="0">
+      <w:start w:val="1"/>
+      <w:numFmt w:val="none"/>
+      <w:suff w:val="nothing"/>
+      <w:lvlText w:val=""/>
+      <w:lvlJc w:val="left"/>
+      <w:pPr>
+        <w:tabs>
+          <w:tab w:val="num" w:pos="0"/>
+        </w:tabs>
+        <w:ind w:left="0" w:hanging="0"/>
+      </w:pPr>
+      <w:rPr/>
+    </w:lvl>
+    <w:lvl w:ilvl="1">
+      <w:start w:val="1"/>
+      <w:numFmt w:val="none"/>
+      <w:suff w:val="nothing"/>
+      <w:lvlText w:val=""/>
+      <w:lvlJc w:val="left"/>
+      <w:pPr>
+        <w:tabs>
+          <w:tab w:val="num" w:pos="0"/>
+        </w:tabs>
+        <w:ind w:left="0" w:hanging="0"/>
+      </w:pPr>
+      <w:rPr/>
+    </w:lvl>
+    <w:lvl w:ilvl="2">
+      <w:start w:val="1"/>
+      <w:numFmt w:val="none"/>
+      <w:suff w:val="nothing"/>
+      <w:lvlText w:val=""/>
+      <w:lvlJc w:val="left"/>
+      <w:pPr>
+        <w:tabs>
+          <w:tab w:val="num" w:pos="0"/>
+        </w:tabs>
+        <w:ind w:left="0" w:hanging="0"/>
+      </w:pPr>
+      <w:rPr/>
+    </w:lvl>
+    <w:lvl w:ilvl="3">
+      <w:start w:val="1"/>
+      <w:numFmt w:val="none"/>
+      <w:suff w:val="nothing"/>
+      <w:lvlText w:val=""/>
+      <w:lvlJc w:val="left"/>
+      <w:pPr>
+        <w:tabs>
+          <w:tab w:val="num" w:pos="0"/>
+        </w:tabs>
+        <w:ind w:left="0" w:hanging="0"/>
+      </w:pPr>
+      <w:rPr/>
+    </w:lvl>
+    <w:lvl w:ilvl="4">
+      <w:start w:val="1"/>
+      <w:numFmt w:val="none"/>
+      <w:suff w:val="nothing"/>
+      <w:lvlText w:val=""/>
+      <w:lvlJc w:val="left"/>
+      <w:pPr>
+        <w:tabs>
+          <w:tab w:val="num" w:pos="0"/>
+        </w:tabs>
+        <w:ind w:left="0" w:hanging="0"/>
+      </w:pPr>
+      <w:rPr/>
+    </w:lvl>
+    <w:lvl w:ilvl="5">
+      <w:start w:val="1"/>
+      <w:numFmt w:val="none"/>
+      <w:suff w:val="nothing"/>
+      <w:lvlText w:val=""/>
+      <w:lvlJc w:val="left"/>
+      <w:pPr>
+        <w:tabs>
+          <w:tab w:val="num" w:pos="0"/>
+        </w:tabs>
+        <w:ind w:left="0" w:hanging="0"/>
+      </w:pPr>
+      <w:rPr/>
+    </w:lvl>
+    <w:lvl w:ilvl="6">
+      <w:start w:val="1"/>
+      <w:numFmt w:val="none"/>
+      <w:suff w:val="nothing"/>
+      <w:lvlText w:val=""/>
+      <w:lvlJc w:val="left"/>
+      <w:pPr>
+        <w:tabs>
+          <w:tab w:val="num" w:pos="0"/>
+        </w:tabs>
+        <w:ind w:left="0" w:hanging="0"/>
+      </w:pPr>
+      <w:rPr/>
+    </w:lvl>
+    <w:lvl w:ilvl="7">
+      <w:start w:val="1"/>
+      <w:numFmt w:val="none"/>
+      <w:suff w:val="nothing"/>
+      <w:lvlText w:val=""/>
+      <w:lvlJc w:val="left"/>
+      <w:pPr>
+        <w:tabs>
+          <w:tab w:val="num" w:pos="0"/>
+        </w:tabs>
+        <w:ind w:left="0" w:hanging="0"/>
+      </w:pPr>
+      <w:rPr/>
+    </w:lvl>
+    <w:lvl w:ilvl="8">
+      <w:start w:val="1"/>
+      <w:numFmt w:val="none"/>
+      <w:suff w:val="nothing"/>
+      <w:lvlText w:val=""/>
+      <w:lvlJc w:val="left"/>
+      <w:pPr>
+        <w:tabs>
+          <w:tab w:val="num" w:pos="0"/>
+        </w:tabs>
+        <w:ind w:left="0" w:hanging="0"/>
+      </w:pPr>
+      <w:rPr/>
+    </w:lvl>
+  </w:abstractNum>
+  <w:num w:numId="1">
+    <w:abstractNumId w:val="1"/>
+  </w:num>
+  <w:num w:numId="2">
+    <w:abstractNumId w:val="2"/>
+  </w:num>
+</w:numbering>
 </file>
 
 <file path=word/styles.xml><?xml version="1.0" encoding="utf-8"?>
@@ -1070,7 +1448,7 @@
     <w:pPr>
       <w:widowControl w:val="false"/>
       <w:suppressAutoHyphens w:val="true"/>
-      <w:overflowPunct w:val="true"/>
+      <w:overflowPunct w:val="false"/>
       <w:bidi w:val="0"/>
       <w:spacing w:before="0" w:after="0"/>
       <w:jc w:val="left"/>
@@ -1085,6 +1463,46 @@
       <w:lang w:val="uk-UA" w:eastAsia="ru-RU" w:bidi="ar-SA"/>
     </w:rPr>
   </w:style>
+  <w:style w:type="paragraph" w:styleId="1">
+    <w:name w:val="Heading 1"/>
+    <w:basedOn w:val="Style14"/>
+    <w:next w:val="Style15"/>
+    <w:qFormat/>
+    <w:pPr>
+      <w:numPr>
+        <w:ilvl w:val="0"/>
+        <w:numId w:val="2"/>
+      </w:numPr>
+      <w:spacing w:before="240" w:after="120"/>
+      <w:outlineLvl w:val="0"/>
+    </w:pPr>
+    <w:rPr>
+      <w:b/>
+      <w:bCs/>
+      <w:sz w:val="36"/>
+      <w:szCs w:val="36"/>
+    </w:rPr>
+  </w:style>
+  <w:style w:type="paragraph" w:styleId="2">
+    <w:name w:val="Heading 2"/>
+    <w:basedOn w:val="Style14"/>
+    <w:next w:val="Style15"/>
+    <w:qFormat/>
+    <w:pPr>
+      <w:numPr>
+        <w:ilvl w:val="1"/>
+        <w:numId w:val="1"/>
+      </w:numPr>
+      <w:spacing w:before="200" w:after="120"/>
+      <w:outlineLvl w:val="1"/>
+    </w:pPr>
+    <w:rPr>
+      <w:b/>
+      <w:bCs/>
+      <w:sz w:val="32"/>
+      <w:szCs w:val="32"/>
+    </w:rPr>
+  </w:style>
   <w:style w:type="character" w:styleId="DefaultParagraphFont" w:default="1">
     <w:name w:val="Default Paragraph Font"/>
     <w:uiPriority w:val="1"/>
@@ -1093,7 +1511,7 @@
     <w:qFormat/>
     <w:rPr/>
   </w:style>
-  <w:style w:type="character" w:styleId="Style14" w:customStyle="1">
+  <w:style w:type="character" w:styleId="Style12" w:customStyle="1">
     <w:name w:val="?????? ?????????"/>
     <w:qFormat/>
     <w:rPr/>
@@ -1113,7 +1531,7 @@
       <w:szCs w:val="18"/>
     </w:rPr>
   </w:style>
-  <w:style w:type="character" w:styleId="Style15">
+  <w:style w:type="character" w:styleId="Style13">
     <w:name w:val="Маркери"/>
     <w:qFormat/>
     <w:rPr>
@@ -1134,10 +1552,10 @@
     <w:qFormat/>
     <w:rPr/>
   </w:style>
-  <w:style w:type="paragraph" w:styleId="Style16">
+  <w:style w:type="paragraph" w:styleId="Style14">
     <w:name w:val="Заголовок"/>
     <w:basedOn w:val="Normal"/>
-    <w:next w:val="Style17"/>
+    <w:next w:val="Style15"/>
     <w:qFormat/>
     <w:pPr>
       <w:keepNext w:val="true"/>
@@ -1149,7 +1567,7 @@
       <w:szCs w:val="28"/>
     </w:rPr>
   </w:style>
-  <w:style w:type="paragraph" w:styleId="Style17">
+  <w:style w:type="paragraph" w:styleId="Style15">
     <w:name w:val="Body Text"/>
     <w:basedOn w:val="Normal"/>
     <w:semiHidden/>
@@ -1158,14 +1576,14 @@
     </w:pPr>
     <w:rPr/>
   </w:style>
-  <w:style w:type="paragraph" w:styleId="Style18">
+  <w:style w:type="paragraph" w:styleId="Style16">
     <w:name w:val="List"/>
-    <w:basedOn w:val="Style17"/>
+    <w:basedOn w:val="Style15"/>
     <w:semiHidden/>
     <w:pPr/>
     <w:rPr/>
   </w:style>
-  <w:style w:type="paragraph" w:styleId="Style19">
+  <w:style w:type="paragraph" w:styleId="Style17">
     <w:name w:val="Caption"/>
     <w:basedOn w:val="Normal"/>
     <w:qFormat/>
@@ -1181,7 +1599,7 @@
       <w:szCs w:val="24"/>
     </w:rPr>
   </w:style>
-  <w:style w:type="paragraph" w:styleId="Style20">
+  <w:style w:type="paragraph" w:styleId="Style18">
     <w:name w:val="Покажчик"/>
     <w:basedOn w:val="Normal"/>
     <w:qFormat/>
@@ -1192,17 +1610,17 @@
       <w:rFonts w:cs="Arial"/>
     </w:rPr>
   </w:style>
-  <w:style w:type="paragraph" w:styleId="Style21" w:customStyle="1">
+  <w:style w:type="paragraph" w:styleId="Style19" w:customStyle="1">
     <w:name w:val="?????????"/>
     <w:basedOn w:val="Normal"/>
-    <w:next w:val="Style17"/>
+    <w:next w:val="Style15"/>
     <w:qFormat/>
     <w:pPr>
       <w:suppressLineNumbers/>
     </w:pPr>
     <w:rPr/>
   </w:style>
-  <w:style w:type="paragraph" w:styleId="Style22" w:customStyle="1">
+  <w:style w:type="paragraph" w:styleId="Style20" w:customStyle="1">
     <w:name w:val="????????"/>
     <w:basedOn w:val="Normal"/>
     <w:qFormat/>

--- a/src/main/resources/template.docx
+++ b/src/main/resources/template.docx
@@ -387,7 +387,7 @@
       <w:pPr>
         <w:pStyle w:val="Normal"/>
         <w:spacing w:lineRule="auto" w:line="360"/>
-        <w:ind w:left="6237" w:hanging="0"/>
+        <w:ind w:hanging="0"/>
         <w:jc w:val="right"/>
         <w:rPr>
           <w:sz w:val="28"/>
@@ -564,24 +564,24 @@
           <w:sz w:val="28"/>
           <w:szCs w:val="28"/>
         </w:rPr>
+      </w:r>
+    </w:p>
+    <w:p>
+      <w:pPr>
+        <w:pStyle w:val="Normal"/>
+        <w:spacing w:lineRule="auto" w:line="360"/>
+        <w:jc w:val="center"/>
+        <w:rPr>
+          <w:sz w:val="28"/>
+          <w:szCs w:val="28"/>
+        </w:rPr>
+      </w:pPr>
+      <w:r>
+        <w:rPr>
+          <w:sz w:val="28"/>
+          <w:szCs w:val="28"/>
+        </w:rPr>
         <w:t>Львів - ${year}</w:t>
-      </w:r>
-    </w:p>
-    <w:p>
-      <w:pPr>
-        <w:pStyle w:val="Normal"/>
-        <w:spacing w:lineRule="auto" w:line="360"/>
-        <w:jc w:val="left"/>
-        <w:rPr>
-          <w:sz w:val="28"/>
-          <w:szCs w:val="28"/>
-        </w:rPr>
-      </w:pPr>
-      <w:r>
-        <w:rPr>
-          <w:sz w:val="28"/>
-          <w:szCs w:val="28"/>
-        </w:rPr>
       </w:r>
     </w:p>
     <w:p>
@@ -622,7 +622,6 @@
       </w:pPr>
       <w:r>
         <w:rPr>
-          <w:rFonts w:ascii="Times New Roman" w:hAnsi="Times New Roman"/>
           <w:sz w:val="24"/>
           <w:szCs w:val="24"/>
         </w:rPr>
@@ -719,7 +718,6 @@
       </w:pPr>
       <w:r>
         <w:rPr>
-          <w:rFonts w:ascii="Times New Roman" w:hAnsi="Times New Roman"/>
           <w:sz w:val="24"/>
           <w:szCs w:val="24"/>
         </w:rPr>
@@ -728,53 +726,137 @@
     </w:p>
     <w:p>
       <w:pPr>
-        <w:pStyle w:val="Normal"/>
+        <w:pStyle w:val="2"/>
+        <w:numPr>
+          <w:ilvl w:val="1"/>
+          <w:numId w:val="1"/>
+        </w:numPr>
         <w:jc w:val="center"/>
-        <w:rPr>
-          <w:b/>
-          <w:bCs/>
-          <w:sz w:val="28"/>
-          <w:szCs w:val="28"/>
+        <w:rPr/>
+      </w:pPr>
+      <w:r>
+        <w:rPr>
+          <w:rFonts w:ascii="Times New Roman" w:hAnsi="Times New Roman"/>
+          <w:sz w:val="28"/>
+          <w:szCs w:val="28"/>
+        </w:rPr>
+        <w:t>#if(!$codeMap.isEmpty())Код програми</w:t>
+      </w:r>
+    </w:p>
+    <w:p>
+      <w:pPr>
+        <w:pStyle w:val="Style15"/>
+        <w:jc w:val="center"/>
+        <w:rPr>
+          <w:rFonts w:ascii="Times New Roman" w:hAnsi="Times New Roman"/>
+          <w:sz w:val="28"/>
+          <w:szCs w:val="28"/>
+        </w:rPr>
+      </w:pPr>
+      <w:r>
+        <w:rPr>
           <w:lang w:eastAsia="ja-JP"/>
         </w:rPr>
-      </w:pPr>
-      <w:r>
-        <w:rPr>
-          <w:b/>
-          <w:bCs/>
-          <w:sz w:val="28"/>
-          <w:szCs w:val="28"/>
+      </w:r>
+    </w:p>
+    <w:p>
+      <w:pPr>
+        <w:pStyle w:val="Normal"/>
+        <w:rPr>
           <w:lang w:eastAsia="ja-JP"/>
         </w:rPr>
-        <w:t>#if($code)Код програми</w:t>
-      </w:r>
-    </w:p>
-    <w:p>
-      <w:pPr>
-        <w:pStyle w:val="Normal"/>
+      </w:pPr>
+      <w:r>
         <w:rPr>
           <w:lang w:eastAsia="ja-JP"/>
         </w:rPr>
-      </w:pPr>
-      <w:r>
+        <w:t>#foreach($entry in $codeMap.entrySet())</w:t>
+      </w:r>
+    </w:p>
+    <w:p>
+      <w:pPr>
+        <w:pStyle w:val="2"/>
+        <w:numPr>
+          <w:ilvl w:val="1"/>
+          <w:numId w:val="1"/>
+        </w:numPr>
+        <w:jc w:val="center"/>
+        <w:rPr>
+          <w:sz w:val="18"/>
+          <w:szCs w:val="18"/>
+        </w:rPr>
+      </w:pPr>
+      <w:r>
+        <w:rPr>
+          <w:rFonts w:ascii="JetBrains Mono" w:hAnsi="JetBrains Mono"/>
+          <w:sz w:val="18"/>
+          <w:szCs w:val="18"/>
+        </w:rPr>
+        <w:t>${entry.key}</w:t>
+      </w:r>
+    </w:p>
+    <w:p>
+      <w:pPr>
+        <w:pStyle w:val="Normal"/>
+        <w:rPr>
+          <w:rFonts w:ascii="JetBrains Mono" w:hAnsi="JetBrains Mono"/>
+          <w:sz w:val="14"/>
+          <w:szCs w:val="14"/>
+        </w:rPr>
+      </w:pPr>
+      <w:r>
+        <w:rPr>
+          <w:rFonts w:ascii="JetBrains Mono" w:hAnsi="JetBrains Mono"/>
+          <w:sz w:val="14"/>
+          <w:szCs w:val="14"/>
+        </w:rPr>
+      </w:r>
+    </w:p>
+    <w:p>
+      <w:pPr>
+        <w:pStyle w:val="Normal"/>
+        <w:rPr>
+          <w:rFonts w:ascii="JetBrains Mono" w:hAnsi="JetBrains Mono"/>
+          <w:sz w:val="14"/>
+          <w:szCs w:val="14"/>
+        </w:rPr>
+      </w:pPr>
+      <w:r>
+        <w:rPr>
+          <w:rFonts w:ascii="JetBrains Mono" w:hAnsi="JetBrains Mono"/>
+          <w:sz w:val="14"/>
+          <w:szCs w:val="14"/>
+        </w:rPr>
+        <w:t>${entry.value}</w:t>
+      </w:r>
+    </w:p>
+    <w:p>
+      <w:pPr>
+        <w:pStyle w:val="Normal"/>
+        <w:rPr>
+          <w:rFonts w:ascii="JetBrains Mono" w:hAnsi="JetBrains Mono"/>
+          <w:sz w:val="14"/>
+          <w:szCs w:val="14"/>
+        </w:rPr>
+      </w:pPr>
+      <w:r>
+        <w:rPr>
+          <w:rFonts w:ascii="JetBrains Mono" w:hAnsi="JetBrains Mono"/>
+          <w:sz w:val="14"/>
+          <w:szCs w:val="14"/>
+        </w:rPr>
+      </w:r>
+    </w:p>
+    <w:p>
+      <w:pPr>
+        <w:pStyle w:val="Normal"/>
         <w:rPr>
           <w:lang w:eastAsia="ja-JP"/>
         </w:rPr>
-        <w:t>${code}</w:t>
-      </w:r>
-    </w:p>
-    <w:p>
-      <w:pPr>
-        <w:pStyle w:val="Normal"/>
-        <w:rPr>
-          <w:lang w:eastAsia="ja-JP"/>
-        </w:rPr>
-      </w:pPr>
-      <w:r>
-        <w:rPr>
-          <w:lang w:eastAsia="ja-JP"/>
-        </w:rPr>
-        <w:t>#end</w:t>
+      </w:pPr>
+      <w:r>
+        <w:rPr/>
+        <w:t>#end#end</w:t>
       </w:r>
     </w:p>
     <w:sectPr>
@@ -805,20 +887,21 @@
         </w:tabs>
         <w:ind w:left="0" w:hanging="0"/>
       </w:pPr>
+      <w:rPr/>
     </w:lvl>
     <w:lvl w:ilvl="1">
       <w:start w:val="1"/>
-      <w:pStyle w:val="2"/>
-      <w:numFmt w:val="none"/>
-      <w:suff w:val="nothing"/>
-      <w:lvlText w:val=""/>
-      <w:lvlJc w:val="left"/>
-      <w:pPr>
-        <w:tabs>
-          <w:tab w:val="num" w:pos="0"/>
-        </w:tabs>
-        <w:ind w:left="0" w:hanging="0"/>
-      </w:pPr>
+      <w:numFmt w:val="none"/>
+      <w:suff w:val="nothing"/>
+      <w:lvlText w:val=""/>
+      <w:lvlJc w:val="left"/>
+      <w:pPr>
+        <w:tabs>
+          <w:tab w:val="num" w:pos="0"/>
+        </w:tabs>
+        <w:ind w:left="0" w:hanging="0"/>
+      </w:pPr>
+      <w:rPr/>
     </w:lvl>
     <w:lvl w:ilvl="2">
       <w:start w:val="1"/>
@@ -832,6 +915,7 @@
         </w:tabs>
         <w:ind w:left="0" w:hanging="0"/>
       </w:pPr>
+      <w:rPr/>
     </w:lvl>
     <w:lvl w:ilvl="3">
       <w:start w:val="1"/>
@@ -845,6 +929,7 @@
         </w:tabs>
         <w:ind w:left="0" w:hanging="0"/>
       </w:pPr>
+      <w:rPr/>
     </w:lvl>
     <w:lvl w:ilvl="4">
       <w:start w:val="1"/>
@@ -858,6 +943,7 @@
         </w:tabs>
         <w:ind w:left="0" w:hanging="0"/>
       </w:pPr>
+      <w:rPr/>
     </w:lvl>
     <w:lvl w:ilvl="5">
       <w:start w:val="1"/>
@@ -871,6 +957,7 @@
         </w:tabs>
         <w:ind w:left="0" w:hanging="0"/>
       </w:pPr>
+      <w:rPr/>
     </w:lvl>
     <w:lvl w:ilvl="6">
       <w:start w:val="1"/>
@@ -884,6 +971,7 @@
         </w:tabs>
         <w:ind w:left="0" w:hanging="0"/>
       </w:pPr>
+      <w:rPr/>
     </w:lvl>
     <w:lvl w:ilvl="7">
       <w:start w:val="1"/>
@@ -897,6 +985,7 @@
         </w:tabs>
         <w:ind w:left="0" w:hanging="0"/>
       </w:pPr>
+      <w:rPr/>
     </w:lvl>
     <w:lvl w:ilvl="8">
       <w:start w:val="1"/>
@@ -910,6 +999,7 @@
         </w:tabs>
         <w:ind w:left="0" w:hanging="0"/>
       </w:pPr>
+      <w:rPr/>
     </w:lvl>
   </w:abstractNum>
   <w:abstractNum w:abstractNumId="2">
@@ -1038,6 +1128,125 @@
         <w:ind w:left="0" w:hanging="0"/>
       </w:pPr>
       <w:rPr/>
+    </w:lvl>
+  </w:abstractNum>
+  <w:abstractNum w:abstractNumId="3">
+    <w:lvl w:ilvl="0">
+      <w:start w:val="1"/>
+      <w:numFmt w:val="none"/>
+      <w:suff w:val="nothing"/>
+      <w:lvlText w:val=""/>
+      <w:lvlJc w:val="left"/>
+      <w:pPr>
+        <w:tabs>
+          <w:tab w:val="num" w:pos="0"/>
+        </w:tabs>
+        <w:ind w:left="0" w:hanging="0"/>
+      </w:pPr>
+    </w:lvl>
+    <w:lvl w:ilvl="1">
+      <w:start w:val="1"/>
+      <w:numFmt w:val="none"/>
+      <w:suff w:val="nothing"/>
+      <w:lvlText w:val=""/>
+      <w:lvlJc w:val="left"/>
+      <w:pPr>
+        <w:tabs>
+          <w:tab w:val="num" w:pos="0"/>
+        </w:tabs>
+        <w:ind w:left="0" w:hanging="0"/>
+      </w:pPr>
+    </w:lvl>
+    <w:lvl w:ilvl="2">
+      <w:start w:val="1"/>
+      <w:numFmt w:val="none"/>
+      <w:suff w:val="nothing"/>
+      <w:lvlText w:val=""/>
+      <w:lvlJc w:val="left"/>
+      <w:pPr>
+        <w:tabs>
+          <w:tab w:val="num" w:pos="0"/>
+        </w:tabs>
+        <w:ind w:left="0" w:hanging="0"/>
+      </w:pPr>
+    </w:lvl>
+    <w:lvl w:ilvl="3">
+      <w:start w:val="1"/>
+      <w:numFmt w:val="none"/>
+      <w:suff w:val="nothing"/>
+      <w:lvlText w:val=""/>
+      <w:lvlJc w:val="left"/>
+      <w:pPr>
+        <w:tabs>
+          <w:tab w:val="num" w:pos="0"/>
+        </w:tabs>
+        <w:ind w:left="0" w:hanging="0"/>
+      </w:pPr>
+    </w:lvl>
+    <w:lvl w:ilvl="4">
+      <w:start w:val="1"/>
+      <w:numFmt w:val="none"/>
+      <w:suff w:val="nothing"/>
+      <w:lvlText w:val=""/>
+      <w:lvlJc w:val="left"/>
+      <w:pPr>
+        <w:tabs>
+          <w:tab w:val="num" w:pos="0"/>
+        </w:tabs>
+        <w:ind w:left="0" w:hanging="0"/>
+      </w:pPr>
+    </w:lvl>
+    <w:lvl w:ilvl="5">
+      <w:start w:val="1"/>
+      <w:numFmt w:val="none"/>
+      <w:suff w:val="nothing"/>
+      <w:lvlText w:val=""/>
+      <w:lvlJc w:val="left"/>
+      <w:pPr>
+        <w:tabs>
+          <w:tab w:val="num" w:pos="0"/>
+        </w:tabs>
+        <w:ind w:left="0" w:hanging="0"/>
+      </w:pPr>
+    </w:lvl>
+    <w:lvl w:ilvl="6">
+      <w:start w:val="1"/>
+      <w:numFmt w:val="none"/>
+      <w:suff w:val="nothing"/>
+      <w:lvlText w:val=""/>
+      <w:lvlJc w:val="left"/>
+      <w:pPr>
+        <w:tabs>
+          <w:tab w:val="num" w:pos="0"/>
+        </w:tabs>
+        <w:ind w:left="0" w:hanging="0"/>
+      </w:pPr>
+    </w:lvl>
+    <w:lvl w:ilvl="7">
+      <w:start w:val="1"/>
+      <w:numFmt w:val="none"/>
+      <w:suff w:val="nothing"/>
+      <w:lvlText w:val=""/>
+      <w:lvlJc w:val="left"/>
+      <w:pPr>
+        <w:tabs>
+          <w:tab w:val="num" w:pos="0"/>
+        </w:tabs>
+        <w:ind w:left="0" w:hanging="0"/>
+      </w:pPr>
+    </w:lvl>
+    <w:lvl w:ilvl="8">
+      <w:start w:val="1"/>
+      <w:numFmt w:val="none"/>
+      <w:suff w:val="nothing"/>
+      <w:lvlText w:val=""/>
+      <w:lvlJc w:val="left"/>
+      <w:pPr>
+        <w:tabs>
+          <w:tab w:val="num" w:pos="0"/>
+        </w:tabs>
+        <w:ind w:left="0" w:hanging="0"/>
+      </w:pPr>
     </w:lvl>
   </w:abstractNum>
   <w:num w:numId="1">
@@ -1045,6 +1254,9 @@
   </w:num>
   <w:num w:numId="2">
     <w:abstractNumId w:val="2"/>
+  </w:num>
+  <w:num w:numId="3">
+    <w:abstractNumId w:val="3"/>
   </w:num>
 </w:numbering>
 </file>

--- a/src/main/resources/template.docx
+++ b/src/main/resources/template.docx
@@ -732,31 +732,20 @@
           <w:numId w:val="1"/>
         </w:numPr>
         <w:jc w:val="center"/>
-        <w:rPr/>
-      </w:pPr>
-      <w:r>
         <w:rPr>
           <w:rFonts w:ascii="Times New Roman" w:hAnsi="Times New Roman"/>
           <w:sz w:val="28"/>
           <w:szCs w:val="28"/>
+          <w:lang w:eastAsia="ja-JP"/>
+        </w:rPr>
+      </w:pPr>
+      <w:r>
+        <w:rPr>
+          <w:rFonts w:ascii="Times New Roman" w:hAnsi="Times New Roman"/>
+          <w:sz w:val="28"/>
+          <w:szCs w:val="28"/>
         </w:rPr>
         <w:t>#if(!$codeMap.isEmpty())Код програми</w:t>
-      </w:r>
-    </w:p>
-    <w:p>
-      <w:pPr>
-        <w:pStyle w:val="Style15"/>
-        <w:jc w:val="center"/>
-        <w:rPr>
-          <w:rFonts w:ascii="Times New Roman" w:hAnsi="Times New Roman"/>
-          <w:sz w:val="28"/>
-          <w:szCs w:val="28"/>
-        </w:rPr>
-      </w:pPr>
-      <w:r>
-        <w:rPr>
-          <w:lang w:eastAsia="ja-JP"/>
-        </w:rPr>
       </w:r>
     </w:p>
     <w:p>
